--- a/Entrega/TP 07 - Técnicas para el Análisis del Audio Práctica/Informe.docx
+++ b/Entrega/TP 07 - Técnicas para el Análisis del Audio Práctica/Informe.docx
@@ -4,15 +4,36 @@
   <w:body>
     <w:p>
       <w:pPr>
-        <w:rPr>
+        <w:jc w:val="center"/>
+        <w:rPr>
+          <w:b/>
+          <w:bCs/>
+          <w:sz w:val="44"/>
+          <w:szCs w:val="44"/>
+          <w:u w:val="single"/>
           <w:lang w:val="es-MX"/>
         </w:rPr>
       </w:pPr>
       <w:r>
         <w:rPr>
+          <w:b/>
+          <w:bCs/>
+          <w:sz w:val="44"/>
+          <w:szCs w:val="44"/>
           <w:lang w:val="es-MX"/>
         </w:rPr>
-        <w:t>Tecnicas para el análisis de audio</w:t>
+        <w:t>Técnicas</w:t>
+      </w:r>
+      <w:r>
+        <w:rPr>
+          <w:b/>
+          <w:bCs/>
+          <w:sz w:val="44"/>
+          <w:szCs w:val="44"/>
+          <w:u w:val="single"/>
+          <w:lang w:val="es-MX"/>
+        </w:rPr>
+        <w:t xml:space="preserve"> para el análisis de audio</w:t>
       </w:r>
     </w:p>
     <w:p>
@@ -28,8 +49,17 @@
           <w:i/>
           <w:iCs/>
         </w:rPr>
-        <w:t>1-Analizar el audio AnalisisTextos.mp3 con MediaInfo</w:t>
-      </w:r>
+        <w:t xml:space="preserve">1-Analizar el audio AnalisisTextos.mp3 con </w:t>
+      </w:r>
+      <w:proofErr w:type="spellStart"/>
+      <w:r>
+        <w:rPr>
+          <w:i/>
+          <w:iCs/>
+        </w:rPr>
+        <w:t>MediaInfo</w:t>
+      </w:r>
+      <w:proofErr w:type="spellEnd"/>
     </w:p>
     <w:p>
       <w:r>
@@ -89,10 +119,7 @@
         <w:t xml:space="preserve">: </w:t>
       </w:r>
       <w:r>
-        <w:t xml:space="preserve">1 </w:t>
-      </w:r>
-      <w:r>
-        <w:t>Canal</w:t>
+        <w:t>1 Canal</w:t>
       </w:r>
     </w:p>
     <w:p>
@@ -120,6 +147,9 @@
     </w:p>
     <w:p>
       <w:r>
+        <w:rPr>
+          <w:noProof/>
+        </w:rPr>
         <w:drawing>
           <wp:inline distT="0" distB="0" distL="0" distR="0" wp14:anchorId="2D81218A" wp14:editId="0F95FCDF">
             <wp:extent cx="5400040" cy="2196465"/>
@@ -164,11 +194,39 @@
           <w:i/>
           <w:iCs/>
         </w:rPr>
-        <w:t xml:space="preserve"> 2-Realizar el sampleo con ffmpeg</w:t>
-      </w:r>
-    </w:p>
-    <w:p>
-      <w:r>
+        <w:t xml:space="preserve"> 2-Realizar el </w:t>
+      </w:r>
+      <w:proofErr w:type="spellStart"/>
+      <w:r>
+        <w:rPr>
+          <w:i/>
+          <w:iCs/>
+        </w:rPr>
+        <w:t>sampleo</w:t>
+      </w:r>
+      <w:proofErr w:type="spellEnd"/>
+      <w:r>
+        <w:rPr>
+          <w:i/>
+          <w:iCs/>
+        </w:rPr>
+        <w:t xml:space="preserve"> con </w:t>
+      </w:r>
+      <w:proofErr w:type="spellStart"/>
+      <w:r>
+        <w:rPr>
+          <w:i/>
+          <w:iCs/>
+        </w:rPr>
+        <w:t>ffmpeg</w:t>
+      </w:r>
+      <w:proofErr w:type="spellEnd"/>
+    </w:p>
+    <w:p>
+      <w:r>
+        <w:rPr>
+          <w:noProof/>
+        </w:rPr>
         <w:drawing>
           <wp:inline distT="0" distB="0" distL="0" distR="0" wp14:anchorId="3B72B88C" wp14:editId="69E3A7AF">
             <wp:extent cx="5400040" cy="1593215"/>
@@ -219,8 +277,17 @@
           <w:iCs/>
         </w:rPr>
         <w:lastRenderedPageBreak/>
-        <w:t xml:space="preserve"> 3-Analizar el audio nuevamente con MediaInfo</w:t>
-      </w:r>
+        <w:t xml:space="preserve"> 3-Analizar el audio nuevamente con </w:t>
+      </w:r>
+      <w:proofErr w:type="spellStart"/>
+      <w:r>
+        <w:rPr>
+          <w:i/>
+          <w:iCs/>
+        </w:rPr>
+        <w:t>MediaInfo</w:t>
+      </w:r>
+      <w:proofErr w:type="spellEnd"/>
     </w:p>
     <w:p>
       <w:r>
@@ -288,8 +355,17 @@
           <w:i/>
           <w:iCs/>
         </w:rPr>
-        <w:t>1 channel</w:t>
-      </w:r>
+        <w:t xml:space="preserve">1 </w:t>
+      </w:r>
+      <w:proofErr w:type="spellStart"/>
+      <w:r>
+        <w:rPr>
+          <w:i/>
+          <w:iCs/>
+        </w:rPr>
+        <w:t>channel</w:t>
+      </w:r>
+      <w:proofErr w:type="spellEnd"/>
     </w:p>
     <w:p>
       <w:r>
@@ -316,6 +392,9 @@
     </w:p>
     <w:p>
       <w:r>
+        <w:rPr>
+          <w:noProof/>
+        </w:rPr>
         <w:drawing>
           <wp:inline distT="0" distB="0" distL="0" distR="0" wp14:anchorId="418E89BC" wp14:editId="0EEA4A8D">
             <wp:extent cx="5400040" cy="2183130"/>
@@ -359,8 +438,26 @@
           <w:i/>
           <w:iCs/>
         </w:rPr>
-        <w:t xml:space="preserve"> 4-Con python :</w:t>
-      </w:r>
+        <w:t xml:space="preserve"> 4-Con </w:t>
+      </w:r>
+      <w:proofErr w:type="spellStart"/>
+      <w:proofErr w:type="gramStart"/>
+      <w:r>
+        <w:rPr>
+          <w:i/>
+          <w:iCs/>
+        </w:rPr>
+        <w:t>python</w:t>
+      </w:r>
+      <w:proofErr w:type="spellEnd"/>
+      <w:r>
+        <w:rPr>
+          <w:i/>
+          <w:iCs/>
+        </w:rPr>
+        <w:t xml:space="preserve"> :</w:t>
+      </w:r>
+      <w:proofErr w:type="gramEnd"/>
     </w:p>
     <w:p>
       <w:r>
@@ -421,6 +518,9 @@
     </w:p>
     <w:p>
       <w:r>
+        <w:rPr>
+          <w:noProof/>
+        </w:rPr>
         <w:drawing>
           <wp:inline distT="0" distB="0" distL="0" distR="0" wp14:anchorId="2334FBEB" wp14:editId="762DCE5C">
             <wp:extent cx="4038600" cy="3293382"/>
@@ -490,8 +590,25 @@
     </w:p>
     <w:p>
       <w:r>
-        <w:t>Al hacer que dure menos tiempo la muestra se reproduce mucho mas rápido y genera un sonido mucho mas agudo (</w:t>
-      </w:r>
+        <w:t xml:space="preserve">Al hacer que dure menos tiempo la muestra se reproduce mucho </w:t>
+      </w:r>
+      <w:proofErr w:type="spellStart"/>
+      <w:r>
+        <w:t>mas</w:t>
+      </w:r>
+      <w:proofErr w:type="spellEnd"/>
+      <w:r>
+        <w:t xml:space="preserve"> rápido y genera un sonido mucho </w:t>
+      </w:r>
+      <w:proofErr w:type="spellStart"/>
+      <w:r>
+        <w:t>mas</w:t>
+      </w:r>
+      <w:proofErr w:type="spellEnd"/>
+      <w:r>
+        <w:t xml:space="preserve"> agudo (</w:t>
+      </w:r>
+      <w:proofErr w:type="spellStart"/>
       <w:r>
         <w:rPr>
           <w:i/>
@@ -499,12 +616,22 @@
         </w:rPr>
         <w:t>rate</w:t>
       </w:r>
+      <w:proofErr w:type="spellEnd"/>
       <w:r>
         <w:t>=sr*2</w:t>
       </w:r>
       <w:r>
-        <w:t>), mientras que si se extiende el tiempo la muestra tiene un sonido mucho mas grave(</w:t>
-      </w:r>
+        <w:t xml:space="preserve">), mientras que si se extiende el tiempo la muestra tiene un sonido mucho </w:t>
+      </w:r>
+      <w:proofErr w:type="spellStart"/>
+      <w:r>
+        <w:t>mas</w:t>
+      </w:r>
+      <w:proofErr w:type="spellEnd"/>
+      <w:r>
+        <w:t xml:space="preserve"> grave(</w:t>
+      </w:r>
+      <w:proofErr w:type="spellStart"/>
       <w:r>
         <w:rPr>
           <w:i/>
@@ -512,6 +639,7 @@
         </w:rPr>
         <w:t>rate</w:t>
       </w:r>
+      <w:proofErr w:type="spellEnd"/>
       <w:r>
         <w:t>=sr//2)</w:t>
       </w:r>
@@ -531,12 +659,43 @@
           <w:i/>
           <w:iCs/>
         </w:rPr>
-        <w:t xml:space="preserve"> 8-Bajar la calidad del audio y reproducir la señal.Explicar cuál es el proceso.</w:t>
-      </w:r>
-    </w:p>
-    <w:p>
-      <w:r>
-        <w:t xml:space="preserve">Al reducir la calidad de los bits se reduce muchísimo la calidad del sonido, haciendo que el mismo no se entienda ya que se reducen los distintos niveles de amplitud que pueden tomar esos bits, por lo tanto se pierde informacion . </w:t>
+        <w:t xml:space="preserve"> 8-Bajar la calidad del audio y reproducir la </w:t>
+      </w:r>
+      <w:proofErr w:type="spellStart"/>
+      <w:proofErr w:type="gramStart"/>
+      <w:r>
+        <w:rPr>
+          <w:i/>
+          <w:iCs/>
+        </w:rPr>
+        <w:t>señal.Explicar</w:t>
+      </w:r>
+      <w:proofErr w:type="spellEnd"/>
+      <w:proofErr w:type="gramEnd"/>
+      <w:r>
+        <w:rPr>
+          <w:i/>
+          <w:iCs/>
+        </w:rPr>
+        <w:t xml:space="preserve"> cuál es el proceso.</w:t>
+      </w:r>
+    </w:p>
+    <w:p>
+      <w:r>
+        <w:t xml:space="preserve">Al reducir la calidad de los bits se reduce muchísimo la calidad del sonido, haciendo que el mismo no se entienda ya que se reducen los distintos niveles de amplitud que pueden tomar esos bits, por lo tanto se pierde </w:t>
+      </w:r>
+      <w:proofErr w:type="spellStart"/>
+      <w:proofErr w:type="gramStart"/>
+      <w:r>
+        <w:t>informacion</w:t>
+      </w:r>
+      <w:proofErr w:type="spellEnd"/>
+      <w:r>
+        <w:t xml:space="preserve"> .</w:t>
+      </w:r>
+      <w:proofErr w:type="gramEnd"/>
+      <w:r>
+        <w:t xml:space="preserve"> </w:t>
       </w:r>
     </w:p>
     <w:p>
@@ -1159,6 +1318,7 @@
   <w:style w:type="character" w:default="1" w:styleId="Fuentedeprrafopredeter">
     <w:name w:val="Default Paragraph Font"/>
     <w:uiPriority w:val="1"/>
+    <w:semiHidden/>
     <w:unhideWhenUsed/>
   </w:style>
   <w:style w:type="table" w:default="1" w:styleId="Tablanormal">
